--- a/facilitator-guide-ageing-wip.docx
+++ b/facilitator-guide-ageing-wip.docx
@@ -887,6 +887,117 @@
       </w:r>
       <w:r>
         <w:t xml:space="preserve"> shows who can swarm. Bring the results to retrospectives and the Team Health Check.</w:t>
+      </w:r>
+    </w:p>
+    <w:p>
+      <w:pPr>
+        <w:pStyle w:val="Heading1"/>
+      </w:pPr>
+      <w:r>
+        <w:t xml:space="preserve">Recreate it in your whiteboard</w:t>
+      </w:r>
+    </w:p>
+    <w:p>
+      <w:pPr>
+        <w:pStyle w:val="Small"/>
+      </w:pPr>
+      <w:r>
+        <w:t xml:space="preserve">Paste this into your whiteboard's AI assistant (for example Miro AI or Atlassian Rovo) or a general assistant, to get an editable, native version of the board. Results vary by tool, so expect to tidy it up. For an exact copy, import the SVG as a locked background instead.</w:t>
+      </w:r>
+    </w:p>
+    <w:p>
+      <w:r>
+        <w:t xml:space="preserve">Create an editable whiteboard for “Ageing WIP &amp; Service Level Expectation”, a workshop board.</w:t>
+      </w:r>
+    </w:p>
+    <w:p>
+      <w:r>
+        <w:t xml:space="preserve">Purpose: See how old each open item is compared with how long work usually takes, and act before it's late.</w:t>
+      </w:r>
+    </w:p>
+    <w:p>
+      <w:r>
+        <w:t xml:space="preserve">Layout: a wide landscape board (about 16:11). Make one frame per section below, placed as described. In each frame, add the section name as a heading, then its content as short text labels or empty fields to fill in. Leave space in each frame for sticky notes. Use the header colour given. Keep the wording as written and don't add extra content.</w:t>
+      </w:r>
+    </w:p>
+    <w:p>
+      <w:r>
+        <w:t xml:space="preserve">Header fields to fill in: Team, Date</w:t>
+      </w:r>
+    </w:p>
+    <w:p>
+      <w:r>
+        <w:t xml:space="preserve">Sections:</w:t>
+      </w:r>
+    </w:p>
+    <w:p>
+      <w:r>
+        <w:t xml:space="preserve">1. Ageing WIP Chart: top left, about 65% wide and 65% tall; header colour blue.</w:t>
+      </w:r>
+    </w:p>
+    <w:p>
+      <w:r>
+        <w:t xml:space="preserve">   Subtitle: One dot per open item, in its current column</w:t>
+      </w:r>
+    </w:p>
+    <w:p>
+      <w:r>
+        <w:t xml:space="preserve">   Content: COLUMN NAMES ↑ · IN-PROGRESS COLUMNS ONLY, LEFT TO RIGHT · 50th percentile · 70th · 85th = SLE · Draw each percentile as a line across the chart</w:t>
+      </w:r>
+    </w:p>
+    <w:p>
+      <w:r>
+        <w:t xml:space="preserve">2. Cycle Time Data: top right, about 35% wide and 65% tall; header colour emerald green.</w:t>
+      </w:r>
+    </w:p>
+    <w:p>
+      <w:r>
+        <w:t xml:space="preserve">   Subtitle: Recently finished items</w:t>
+      </w:r>
+    </w:p>
+    <w:p>
+      <w:r>
+        <w:t xml:space="preserve">   Content: Item: · Started: · Finished: · Days: · 50th percentile (days): · 70th percentile (days): · 85th percentile (days):</w:t>
+      </w:r>
+    </w:p>
+    <w:p>
+      <w:r>
+        <w:t xml:space="preserve">3. Our Service Level Expectation: bottom left, about 50% wide and 35% tall; header colour purple.</w:t>
+      </w:r>
+    </w:p>
+    <w:p>
+      <w:r>
+        <w:t xml:space="preserve">   Subtitle: A forecast for one item, not a target</w:t>
+      </w:r>
+    </w:p>
+    <w:p>
+      <w:r>
+        <w:t xml:space="preserve">   Content: 85% of our items finish within · days. · Based on how many items, from when to when: · The clock starts when: · The clock stops when:</w:t>
+      </w:r>
+    </w:p>
+    <w:p>
+      <w:r>
+        <w:t xml:space="preserve">4. Act on Ageing Items: bottom right, about 50% wide and 35% tall; header colour red.</w:t>
+      </w:r>
+    </w:p>
+    <w:p>
+      <w:r>
+        <w:t xml:space="preserve">   Subtitle: Look at the oldest items first, every day</w:t>
+      </w:r>
+    </w:p>
+    <w:p>
+      <w:r>
+        <w:t xml:space="preserve">   Content: Past the 50th · Mention it at the daily sync · Past the 70th · Ask what's needed to finish it · Past the 85th · Swarm it (see Buffering &amp; Swarming) · Items to act on today:</w:t>
+      </w:r>
+    </w:p>
+    <w:p>
+      <w:r>
+        <w:t xml:space="preserve">Footer questions: “Which item is oldest, and what would it take to finish it today?” “How long does work usually take here, really?”</w:t>
+      </w:r>
+    </w:p>
+    <w:p>
+      <w:r>
+        <w:t xml:space="preserve">Original board for reference: https://eparker71.github.io/agile-ways-of-working/ageing-wip-board.html</w:t>
       </w:r>
     </w:p>
     <w:p>

--- a/facilitator-guide-ageing-wip.docx
+++ b/facilitator-guide-ageing-wip.docx
@@ -226,7 +226,7 @@
         </w:numPr>
       </w:pPr>
       <w:r>
-        <w:t xml:space="preserve">Print the board at A3, or load the SVG as a digital background</w:t>
+        <w:t xml:space="preserve">Print the board at A3 or 11×17, or load the SVG as a digital background</w:t>
       </w:r>
     </w:p>
     <w:p>
